--- a/docs/compliance/08-ISMS-Manual-Policies-and-Governance.docx
+++ b/docs/compliance/08-ISMS-Manual-Policies-and-Governance.docx
@@ -21,7 +21,7 @@
         <w:p>
           <w:r>
             <w:fldChar w:fldCharType="begin" w:dirty="true"/>
-            <w:instrText xml:space="preserve">TOC \o "1-2" \h \z \u</w:instrText>
+            <w:instrText xml:space="preserve">TOC \o "1-3" \h \z \u</w:instrText>
             <w:fldChar w:fldCharType="separate"/>
             <w:fldChar w:fldCharType="end"/>
           </w:r>
@@ -35,6 +35,69 @@
       </w:pPr>
       <w:r>
         <w:t xml:space="preserve">SwiftLoan — ISMS Manual, Policies &amp; Governance (Doc 08)</w:t>
+      </w:r>
+    </w:p>
+    <w:p>
+      <w:pPr>
+        <w:pStyle w:val="BlockText"/>
+      </w:pPr>
+      <w:r>
+        <w:rPr>
+          <w:b/>
+          <w:bCs/>
+        </w:rPr>
+        <w:t xml:space="preserve">Document ownership &amp; accountable roles</w:t>
+      </w:r>
+      <w:r>
+        <w:t xml:space="preserve"> </w:t>
+      </w:r>
+      <w:r>
+        <w:t xml:space="preserve">— Product Owner:</w:t>
+      </w:r>
+      <w:r>
+        <w:t xml:space="preserve"> </w:t>
+      </w:r>
+      <w:r>
+        <w:rPr>
+          <w:b/>
+          <w:bCs/>
+        </w:rPr>
+        <w:t xml:space="preserve">Sridhar Muppidi</w:t>
+      </w:r>
+      <w:r>
+        <w:t xml:space="preserve"> </w:t>
+      </w:r>
+      <w:r>
+        <w:t xml:space="preserve">· Product Head:</w:t>
+      </w:r>
+      <w:r>
+        <w:t xml:space="preserve"> </w:t>
+      </w:r>
+      <w:r>
+        <w:rPr>
+          <w:b/>
+          <w:bCs/>
+        </w:rPr>
+        <w:t xml:space="preserve">Sachin Tulla</w:t>
+      </w:r>
+      <w:r>
+        <w:t xml:space="preserve"> </w:t>
+      </w:r>
+      <w:r>
+        <w:t xml:space="preserve">· Technical &amp; Security Head:</w:t>
+      </w:r>
+      <w:r>
+        <w:t xml:space="preserve"> </w:t>
+      </w:r>
+      <w:r>
+        <w:rPr>
+          <w:b/>
+          <w:bCs/>
+        </w:rPr>
+        <w:t xml:space="preserve">Sachin Tulla</w:t>
+      </w:r>
+      <w:r>
+        <w:t xml:space="preserve">.</w:t>
       </w:r>
     </w:p>
     <w:p>

--- a/docs/compliance/08-ISMS-Manual-Policies-and-Governance.docx
+++ b/docs/compliance/08-ISMS-Manual-Policies-and-Governance.docx
@@ -84,7 +84,7 @@
         <w:t xml:space="preserve"> </w:t>
       </w:r>
       <w:r>
-        <w:t xml:space="preserve">· Technical &amp; Security Head:</w:t>
+        <w:t xml:space="preserve">· Technical Head:</w:t>
       </w:r>
       <w:r>
         <w:t xml:space="preserve"> </w:t>
@@ -95,6 +95,38 @@
           <w:bCs/>
         </w:rPr>
         <w:t xml:space="preserve">Sachin Tulla</w:t>
+      </w:r>
+      <w:r>
+        <w:t xml:space="preserve"> </w:t>
+      </w:r>
+      <w:r>
+        <w:t xml:space="preserve">· Head of Engineering:</w:t>
+      </w:r>
+      <w:r>
+        <w:t xml:space="preserve"> </w:t>
+      </w:r>
+      <w:r>
+        <w:rPr>
+          <w:b/>
+          <w:bCs/>
+        </w:rPr>
+        <w:t xml:space="preserve">Hari PS</w:t>
+      </w:r>
+      <w:r>
+        <w:t xml:space="preserve"> </w:t>
+      </w:r>
+      <w:r>
+        <w:t xml:space="preserve">· Security Head:</w:t>
+      </w:r>
+      <w:r>
+        <w:t xml:space="preserve"> </w:t>
+      </w:r>
+      <w:r>
+        <w:rPr>
+          <w:b/>
+          <w:bCs/>
+        </w:rPr>
+        <w:t xml:space="preserve">Anil M</w:t>
       </w:r>
       <w:r>
         <w:t xml:space="preserve">.</w:t>

--- a/docs/compliance/08-ISMS-Manual-Policies-and-Governance.docx
+++ b/docs/compliance/08-ISMS-Manual-Policies-and-Governance.docx
@@ -68,23 +68,7 @@
         <w:t xml:space="preserve"> </w:t>
       </w:r>
       <w:r>
-        <w:t xml:space="preserve">· Product Head:</w:t>
-      </w:r>
-      <w:r>
-        <w:t xml:space="preserve"> </w:t>
-      </w:r>
-      <w:r>
-        <w:rPr>
-          <w:b/>
-          <w:bCs/>
-        </w:rPr>
-        <w:t xml:space="preserve">Sachin Tulla</w:t>
-      </w:r>
-      <w:r>
-        <w:t xml:space="preserve"> </w:t>
-      </w:r>
-      <w:r>
-        <w:t xml:space="preserve">· Technical Head:</w:t>
+        <w:t xml:space="preserve">· Product / Technical Head:</w:t>
       </w:r>
       <w:r>
         <w:t xml:space="preserve"> </w:t>
@@ -1794,7 +1778,7 @@
                 <w:b/>
                 <w:bCs/>
               </w:rPr>
-              <w:t xml:space="preserve">Release Manager</w:t>
+              <w:t xml:space="preserve">Head of Engineering</w:t>
             </w:r>
           </w:p>
         </w:tc>
@@ -3953,7 +3937,7 @@
               <w:pStyle w:val="Compact"/>
             </w:pPr>
             <w:r>
-              <w:t xml:space="preserve">Release Manager peer</w:t>
+              <w:t xml:space="preserve">Head of Engineering peer</w:t>
             </w:r>
           </w:p>
         </w:tc>
@@ -8699,7 +8683,7 @@
               <w:pStyle w:val="Compact"/>
             </w:pPr>
             <w:r>
-              <w:t xml:space="preserve">Release Manager</w:t>
+              <w:t xml:space="preserve">Head of Engineering</w:t>
             </w:r>
           </w:p>
         </w:tc>

--- a/docs/compliance/08-ISMS-Manual-Policies-and-Governance.docx
+++ b/docs/compliance/08-ISMS-Manual-Policies-and-Governance.docx
@@ -3505,7 +3505,34 @@
         <w:t xml:space="preserve">SECURITY.md</w:t>
       </w:r>
       <w:r>
-        <w:t xml:space="preserve">, this manual’s document register, compliance-sync automation.</w:t>
+        <w:t xml:space="preserve">, this manual’s document register, the</w:t>
+      </w:r>
+      <w:r>
+        <w:t xml:space="preserve"> </w:t>
+      </w:r>
+      <w:r>
+        <w:rPr>
+          <w:rStyle w:val="VerbatimChar"/>
+        </w:rPr>
+        <w:t xml:space="preserve">compliance-doc-sync</w:t>
+      </w:r>
+      <w:r>
+        <w:t xml:space="preserve"> </w:t>
+      </w:r>
+      <w:r>
+        <w:t xml:space="preserve">skill +</w:t>
+      </w:r>
+      <w:r>
+        <w:t xml:space="preserve"> </w:t>
+      </w:r>
+      <w:r>
+        <w:rPr>
+          <w:rStyle w:val="VerbatimChar"/>
+        </w:rPr>
+        <w:t xml:space="preserve">scripts/compliance/compliance_sync.py</w:t>
+      </w:r>
+      <w:r>
+        <w:t xml:space="preserve">.</w:t>
       </w:r>
     </w:p>
     <w:bookmarkEnd w:id="19"/>
